--- a/minhchung/Minhchứng_B22DCAT071_GeometricATK.docx
+++ b/minhchung/Minhchứng_B22DCAT071_GeometricATK.docx
@@ -1,6 +1,6 @@
 
 <file path=word/document.xml><?xml version="1.0" encoding="utf-8"?>
-<w:document xmlns:wpc="http://schemas.microsoft.com/office/word/2010/wordprocessingCanvas" xmlns:cx="http://schemas.microsoft.com/office/drawing/2014/chartex" xmlns:cx1="http://schemas.microsoft.com/office/drawing/2015/9/8/chartex" xmlns:cx2="http://schemas.microsoft.com/office/drawing/2015/10/21/chartex" xmlns:cx3="http://schemas.microsoft.com/office/drawing/2016/5/9/chartex" xmlns:cx4="http://schemas.microsoft.com/office/drawing/2016/5/10/chartex" xmlns:cx5="http://schemas.microsoft.com/office/drawing/2016/5/11/chartex" xmlns:cx6="http://schemas.microsoft.com/office/drawing/2016/5/12/chartex" xmlns:cx7="http://schemas.microsoft.com/office/drawing/2016/5/13/chartex" xmlns:cx8="http://schemas.microsoft.com/office/drawing/2016/5/14/chartex" xmlns:mc="http://schemas.openxmlformats.org/markup-compatibility/2006" xmlns:aink="http://schemas.microsoft.com/office/drawing/2016/ink" xmlns:am3d="http://schemas.microsoft.com/office/drawing/2017/model3d" xmlns:o="urn:schemas-microsoft-com:office:office" xmlns:oel="http://schemas.microsoft.com/office/2019/extlst" xmlns:r="http://schemas.openxmlformats.org/officeDocument/2006/relationships" xmlns:m="http://schemas.openxmlformats.org/officeDocument/2006/math" xmlns:v="urn:schemas-microsoft-com:vml" xmlns:wp14="http://schemas.microsoft.com/office/word/2010/wordprocessingDrawing" xmlns:wp="http://schemas.openxmlformats.org/drawingml/2006/wordprocessingDrawing" xmlns:w10="urn:schemas-microsoft-com:office:word" xmlns:w="http://schemas.openxmlformats.org/wordprocessingml/2006/main" xmlns:w14="http://schemas.microsoft.com/office/word/2010/wordml" xmlns:w15="http://schemas.microsoft.com/office/word/2012/wordml" xmlns:w16cex="http://schemas.microsoft.com/office/word/2018/wordml/cex" xmlns:w16cid="http://schemas.microsoft.com/office/word/2016/wordml/cid" xmlns:w16="http://schemas.microsoft.com/office/word/2018/wordml" xmlns:w16sdtdh="http://schemas.microsoft.com/office/word/2020/wordml/sdtdatahash" xmlns:w16se="http://schemas.microsoft.com/office/word/2015/wordml/symex" xmlns:wpg="http://schemas.microsoft.com/office/word/2010/wordprocessingGroup" xmlns:wpi="http://schemas.microsoft.com/office/word/2010/wordprocessingInk" xmlns:wne="http://schemas.microsoft.com/office/word/2006/wordml" xmlns:wps="http://schemas.microsoft.com/office/word/2010/wordprocessingShape" mc:Ignorable="w14 w15 w16se w16cid w16 w16cex w16sdtdh wp14">
+<w:document xmlns:wpc="http://schemas.microsoft.com/office/word/2010/wordprocessingCanvas" xmlns:cx="http://schemas.microsoft.com/office/drawing/2014/chartex" xmlns:cx1="http://schemas.microsoft.com/office/drawing/2015/9/8/chartex" xmlns:cx2="http://schemas.microsoft.com/office/drawing/2015/10/21/chartex" xmlns:cx3="http://schemas.microsoft.com/office/drawing/2016/5/9/chartex" xmlns:cx4="http://schemas.microsoft.com/office/drawing/2016/5/10/chartex" xmlns:cx5="http://schemas.microsoft.com/office/drawing/2016/5/11/chartex" xmlns:cx6="http://schemas.microsoft.com/office/drawing/2016/5/12/chartex" xmlns:cx7="http://schemas.microsoft.com/office/drawing/2016/5/13/chartex" xmlns:cx8="http://schemas.microsoft.com/office/drawing/2016/5/14/chartex" xmlns:mc="http://schemas.openxmlformats.org/markup-compatibility/2006" xmlns:aink="http://schemas.microsoft.com/office/drawing/2016/ink" xmlns:am3d="http://schemas.microsoft.com/office/drawing/2017/model3d" xmlns:o="urn:schemas-microsoft-com:office:office" xmlns:r="http://schemas.openxmlformats.org/officeDocument/2006/relationships" xmlns:m="http://schemas.openxmlformats.org/officeDocument/2006/math" xmlns:v="urn:schemas-microsoft-com:vml" xmlns:wp14="http://schemas.microsoft.com/office/word/2010/wordprocessingDrawing" xmlns:wp="http://schemas.openxmlformats.org/drawingml/2006/wordprocessingDrawing" xmlns:w10="urn:schemas-microsoft-com:office:word" xmlns:w="http://schemas.openxmlformats.org/wordprocessingml/2006/main" xmlns:w14="http://schemas.microsoft.com/office/word/2010/wordml" xmlns:w15="http://schemas.microsoft.com/office/word/2012/wordml" xmlns:w16cid="http://schemas.microsoft.com/office/word/2016/wordml/cid" xmlns:w16se="http://schemas.microsoft.com/office/word/2015/wordml/symex" xmlns:wpg="http://schemas.microsoft.com/office/word/2010/wordprocessingGroup" xmlns:wpi="http://schemas.microsoft.com/office/word/2010/wordprocessingInk" xmlns:wne="http://schemas.microsoft.com/office/word/2006/wordml" xmlns:wps="http://schemas.microsoft.com/office/word/2010/wordprocessingShape" mc:Ignorable="w14 w15 w16se w16cid wp14">
   <w:body>
     <w:p>
       <w:pPr>
@@ -447,6 +447,8 @@
         </w:rPr>
         <w:tab/>
       </w:r>
+      <w:bookmarkStart w:id="0" w:name="_GoBack"/>
+      <w:bookmarkEnd w:id="0"/>
       <w:r>
         <w:rPr>
           <w:sz w:val="28"/>
@@ -1013,6 +1015,7 @@
       <w:r>
         <w:rPr>
           <w:i/>
+          <w:noProof/>
         </w:rPr>
         <w:drawing>
           <wp:inline distT="0" distB="0" distL="0" distR="0" wp14:anchorId="4A73B6B0" wp14:editId="748B3832">
@@ -1194,7 +1197,15 @@
         <w:spacing w:before="60" w:after="80"/>
       </w:pPr>
       <w:r>
-        <w:t>Sinh viên sử dụng file giautin.py để nhúng watermark vào ảnh gốc. Chương trình sẽ tạo ra ảnh đã nhúng và file khóa .pkl dùng khi trích xuất.</w:t>
+        <w:t xml:space="preserve">Sinh viên sử dụng file giautin.py để nhúng watermark vào ảnh gốc. Chương trình sẽ tạo ra ảnh đã nhúng và file </w:t>
+      </w:r>
+      <w:proofErr w:type="gramStart"/>
+      <w:r>
+        <w:t>khóa .pkl</w:t>
+      </w:r>
+      <w:proofErr w:type="gramEnd"/>
+      <w:r>
+        <w:t xml:space="preserve"> dùng khi trích xuất.</w:t>
       </w:r>
     </w:p>
     <w:p>
@@ -1260,6 +1271,7 @@
         <w:rPr>
           <w:rFonts w:ascii="Courier New" w:eastAsia="Courier New" w:hAnsi="Courier New" w:cs="Courier New"/>
           <w:i/>
+          <w:noProof/>
         </w:rPr>
         <w:drawing>
           <wp:inline distT="0" distB="0" distL="0" distR="0" wp14:anchorId="26FE8505" wp14:editId="7ADB875C">
@@ -1376,6 +1388,9 @@
         <w:jc w:val="center"/>
       </w:pPr>
       <w:r>
+        <w:rPr>
+          <w:noProof/>
+        </w:rPr>
         <w:drawing>
           <wp:inline distT="0" distB="0" distL="0" distR="0" wp14:anchorId="0BC89B5E" wp14:editId="188A9E1F">
             <wp:extent cx="3863340" cy="3136209"/>
@@ -1419,6 +1434,9 @@
         <w:jc w:val="center"/>
       </w:pPr>
       <w:r>
+        <w:rPr>
+          <w:noProof/>
+        </w:rPr>
         <w:lastRenderedPageBreak/>
         <w:drawing>
           <wp:inline distT="0" distB="0" distL="0" distR="0" wp14:anchorId="2675D088" wp14:editId="6A01B43C">
@@ -1463,6 +1481,9 @@
         <w:jc w:val="center"/>
       </w:pPr>
       <w:r>
+        <w:rPr>
+          <w:noProof/>
+        </w:rPr>
         <w:drawing>
           <wp:inline distT="0" distB="0" distL="0" distR="0" wp14:anchorId="4786A242" wp14:editId="097D52A3">
             <wp:extent cx="4145280" cy="2478061"/>
@@ -1542,7 +1563,7 @@
           <w:i/>
         </w:rPr>
       </w:pPr>
-      <w:bookmarkStart w:id="0" w:name="_Hlk230240824"/>
+      <w:bookmarkStart w:id="1" w:name="_Hlk230240824"/>
       <w:r>
         <w:rPr>
           <w:rFonts w:ascii="Courier New" w:eastAsia="Courier New" w:hAnsi="Courier New" w:cs="Courier New"/>
@@ -1550,7 +1571,7 @@
         </w:rPr>
         <w:t>python3 tachtin.py &lt;anh_nghi_ngo&gt; &lt;keys_file&gt; [wm_output] [wm_goc]</w:t>
       </w:r>
-      <w:bookmarkEnd w:id="0"/>
+      <w:bookmarkEnd w:id="1"/>
     </w:p>
     <w:p>
       <w:pPr>
@@ -1569,7 +1590,7 @@
           <w:i/>
         </w:rPr>
       </w:pPr>
-      <w:bookmarkStart w:id="1" w:name="_Hlk230240848"/>
+      <w:bookmarkStart w:id="2" w:name="_Hlk230240848"/>
       <w:r>
         <w:rPr>
           <w:rFonts w:ascii="Courier New" w:eastAsia="Courier New" w:hAnsi="Courier New" w:cs="Courier New"/>
@@ -1577,7 +1598,7 @@
         </w:rPr>
         <w:t>python3 tachtin.py stego.png stego_keys.pkl logo_recovered.png logo.png</w:t>
       </w:r>
-      <w:bookmarkEnd w:id="1"/>
+      <w:bookmarkEnd w:id="2"/>
     </w:p>
     <w:p>
       <w:pPr>
@@ -1591,6 +1612,7 @@
       <w:r>
         <w:rPr>
           <w:i/>
+          <w:noProof/>
         </w:rPr>
         <w:lastRenderedPageBreak/>
         <w:drawing>
@@ -1708,6 +1730,9 @@
         <w:jc w:val="center"/>
       </w:pPr>
       <w:r>
+        <w:rPr>
+          <w:noProof/>
+        </w:rPr>
         <w:drawing>
           <wp:inline distT="0" distB="0" distL="0" distR="0" wp14:anchorId="48CB39B7" wp14:editId="3590EA21">
             <wp:extent cx="4404360" cy="1800261"/>
@@ -1781,7 +1806,7 @@
           <w:i/>
         </w:rPr>
       </w:pPr>
-      <w:bookmarkStart w:id="2" w:name="_Hlk230240943"/>
+      <w:bookmarkStart w:id="3" w:name="_Hlk230240943"/>
       <w:r>
         <w:rPr>
           <w:rFonts w:ascii="Courier New" w:eastAsia="Courier New" w:hAnsi="Courier New" w:cs="Courier New"/>
@@ -1789,7 +1814,7 @@
         </w:rPr>
         <w:t>python3 geometric_attack.py &lt;input_file&gt; &lt;output_dir&gt;</w:t>
       </w:r>
-      <w:bookmarkEnd w:id="2"/>
+      <w:bookmarkEnd w:id="3"/>
     </w:p>
     <w:p>
       <w:pPr>
@@ -1808,7 +1833,7 @@
           <w:i/>
         </w:rPr>
       </w:pPr>
-      <w:bookmarkStart w:id="3" w:name="_Hlk230240954"/>
+      <w:bookmarkStart w:id="4" w:name="_Hlk230240954"/>
       <w:r>
         <w:rPr>
           <w:rFonts w:ascii="Courier New" w:eastAsia="Courier New" w:hAnsi="Courier New" w:cs="Courier New"/>
@@ -1828,7 +1853,7 @@
           <w:rFonts w:ascii="Courier New" w:eastAsia="Courier New" w:hAnsi="Courier New" w:cs="Courier New"/>
           <w:i/>
         </w:rPr>
-        <w:t xml:space="preserve">metric </w:t>
+        <w:t>metric</w:t>
       </w:r>
       <w:r>
         <w:rPr>
@@ -1837,7 +1862,7 @@
         </w:rPr>
         <w:t>_results/</w:t>
       </w:r>
-      <w:bookmarkEnd w:id="3"/>
+      <w:bookmarkEnd w:id="4"/>
     </w:p>
     <w:p>
       <w:pPr>
@@ -1851,6 +1876,7 @@
       <w:r>
         <w:rPr>
           <w:i/>
+          <w:noProof/>
         </w:rPr>
         <w:drawing>
           <wp:inline distT="0" distB="0" distL="0" distR="0" wp14:anchorId="0860F5FC" wp14:editId="4F073E0F">
@@ -1909,7 +1935,7 @@
         <w:jc w:val="left"/>
       </w:pPr>
       <w:r>
-        <w:t>geometric _results/attack_rotated.png — ảnh bị xoay 1 độ.</w:t>
+        <w:t>geometric_results/attack_rotated.png — ảnh bị xoay 1 độ.</w:t>
       </w:r>
     </w:p>
     <w:p>
@@ -1924,7 +1950,7 @@
         <w:jc w:val="left"/>
       </w:pPr>
       <w:r>
-        <w:t>geometric _results/attack_cropped.png — ảnh bị cắt 5% mỗi cạnh, resize về kích thước cũ.</w:t>
+        <w:t>geometric_results/attack_cropped.png — ảnh bị cắt 5% mỗi cạnh, resize về kích thước cũ.</w:t>
       </w:r>
     </w:p>
     <w:p>
@@ -1939,7 +1965,7 @@
         <w:jc w:val="left"/>
       </w:pPr>
       <w:r>
-        <w:t>geometric _results/attack_scaled.png — ảnh bị thu nhỏ 90% rồi phóng to lại.</w:t>
+        <w:t>geometric_results/attack_scaled.png — ảnh bị thu nhỏ 90% rồi phóng to lại.</w:t>
       </w:r>
     </w:p>
     <w:p>
@@ -2004,6 +2030,7 @@
         <w:rPr>
           <w:rFonts w:ascii="Courier New" w:eastAsia="Courier New" w:hAnsi="Courier New" w:cs="Courier New"/>
           <w:i/>
+          <w:noProof/>
         </w:rPr>
         <w:drawing>
           <wp:inline distT="0" distB="0" distL="0" distR="0" wp14:anchorId="65D6DC60" wp14:editId="11B33CC1">
@@ -2108,6 +2135,7 @@
       <w:r>
         <w:rPr>
           <w:i/>
+          <w:noProof/>
         </w:rPr>
         <w:drawing>
           <wp:inline distT="0" distB="0" distL="0" distR="0" wp14:anchorId="54DAE57E" wp14:editId="751154A1">
@@ -2205,6 +2233,7 @@
       <w:r>
         <w:rPr>
           <w:i/>
+          <w:noProof/>
         </w:rPr>
         <w:drawing>
           <wp:inline distT="0" distB="0" distL="0" distR="0" wp14:anchorId="328D402D" wp14:editId="40D81009">
@@ -2292,7 +2321,7 @@
           <w:i/>
         </w:rPr>
       </w:pPr>
-      <w:bookmarkStart w:id="4" w:name="_Hlk230241112"/>
+      <w:bookmarkStart w:id="5" w:name="_Hlk230241112"/>
       <w:r>
         <w:rPr>
           <w:rFonts w:ascii="Courier New" w:eastAsia="Courier New" w:hAnsi="Courier New" w:cs="Courier New"/>
@@ -2313,6 +2342,7 @@
       <w:r>
         <w:rPr>
           <w:i/>
+          <w:noProof/>
         </w:rPr>
         <w:drawing>
           <wp:inline distT="0" distB="0" distL="0" distR="0" wp14:anchorId="2D625578" wp14:editId="094DA7A2">
@@ -2380,6 +2410,7 @@
       <w:r>
         <w:rPr>
           <w:i/>
+          <w:noProof/>
         </w:rPr>
         <w:drawing>
           <wp:inline distT="0" distB="0" distL="0" distR="0" wp14:anchorId="7A7A3DC1" wp14:editId="2123B880">
@@ -2447,6 +2478,7 @@
       <w:r>
         <w:rPr>
           <w:i/>
+          <w:noProof/>
         </w:rPr>
         <w:drawing>
           <wp:inline distT="0" distB="0" distL="0" distR="0" wp14:anchorId="0772F50D" wp14:editId="42E5896A">
@@ -2500,7 +2532,7 @@
         </w:rPr>
         <w:t>python3 giautin.py origin.png logo.png stego_a1.png 0.1</w:t>
       </w:r>
-      <w:bookmarkEnd w:id="4"/>
+      <w:bookmarkEnd w:id="5"/>
     </w:p>
     <w:p>
       <w:pPr>
@@ -2515,6 +2547,7 @@
         <w:rPr>
           <w:b/>
           <w:i/>
+          <w:noProof/>
         </w:rPr>
         <w:drawing>
           <wp:inline distT="0" distB="0" distL="0" distR="0" wp14:anchorId="272BC8C3" wp14:editId="213F17EB">
@@ -2605,6 +2638,7 @@
       <w:r>
         <w:rPr>
           <w:i/>
+          <w:noProof/>
         </w:rPr>
         <w:lastRenderedPageBreak/>
         <w:drawing>
@@ -2736,7 +2770,7 @@
 </file>
 
 <file path=word/endnotes.xml><?xml version="1.0" encoding="utf-8"?>
-<w:endnotes xmlns:wpc="http://schemas.microsoft.com/office/word/2010/wordprocessingCanvas" xmlns:cx="http://schemas.microsoft.com/office/drawing/2014/chartex" xmlns:cx1="http://schemas.microsoft.com/office/drawing/2015/9/8/chartex" xmlns:cx2="http://schemas.microsoft.com/office/drawing/2015/10/21/chartex" xmlns:cx3="http://schemas.microsoft.com/office/drawing/2016/5/9/chartex" xmlns:cx4="http://schemas.microsoft.com/office/drawing/2016/5/10/chartex" xmlns:cx5="http://schemas.microsoft.com/office/drawing/2016/5/11/chartex" xmlns:cx6="http://schemas.microsoft.com/office/drawing/2016/5/12/chartex" xmlns:cx7="http://schemas.microsoft.com/office/drawing/2016/5/13/chartex" xmlns:cx8="http://schemas.microsoft.com/office/drawing/2016/5/14/chartex" xmlns:mc="http://schemas.openxmlformats.org/markup-compatibility/2006" xmlns:aink="http://schemas.microsoft.com/office/drawing/2016/ink" xmlns:am3d="http://schemas.microsoft.com/office/drawing/2017/model3d" xmlns:o="urn:schemas-microsoft-com:office:office" xmlns:oel="http://schemas.microsoft.com/office/2019/extlst" xmlns:r="http://schemas.openxmlformats.org/officeDocument/2006/relationships" xmlns:m="http://schemas.openxmlformats.org/officeDocument/2006/math" xmlns:v="urn:schemas-microsoft-com:vml" xmlns:wp14="http://schemas.microsoft.com/office/word/2010/wordprocessingDrawing" xmlns:wp="http://schemas.openxmlformats.org/drawingml/2006/wordprocessingDrawing" xmlns:w10="urn:schemas-microsoft-com:office:word" xmlns:w="http://schemas.openxmlformats.org/wordprocessingml/2006/main" xmlns:w14="http://schemas.microsoft.com/office/word/2010/wordml" xmlns:w15="http://schemas.microsoft.com/office/word/2012/wordml" xmlns:w16cex="http://schemas.microsoft.com/office/word/2018/wordml/cex" xmlns:w16cid="http://schemas.microsoft.com/office/word/2016/wordml/cid" xmlns:w16="http://schemas.microsoft.com/office/word/2018/wordml" xmlns:w16sdtdh="http://schemas.microsoft.com/office/word/2020/wordml/sdtdatahash" xmlns:w16se="http://schemas.microsoft.com/office/word/2015/wordml/symex" xmlns:wpg="http://schemas.microsoft.com/office/word/2010/wordprocessingGroup" xmlns:wpi="http://schemas.microsoft.com/office/word/2010/wordprocessingInk" xmlns:wne="http://schemas.microsoft.com/office/word/2006/wordml" xmlns:wps="http://schemas.microsoft.com/office/word/2010/wordprocessingShape" mc:Ignorable="w14 w15 w16se w16cid w16 w16cex w16sdtdh wp14">
+<w:endnotes xmlns:wpc="http://schemas.microsoft.com/office/word/2010/wordprocessingCanvas" xmlns:cx="http://schemas.microsoft.com/office/drawing/2014/chartex" xmlns:cx1="http://schemas.microsoft.com/office/drawing/2015/9/8/chartex" xmlns:cx2="http://schemas.microsoft.com/office/drawing/2015/10/21/chartex" xmlns:cx3="http://schemas.microsoft.com/office/drawing/2016/5/9/chartex" xmlns:cx4="http://schemas.microsoft.com/office/drawing/2016/5/10/chartex" xmlns:cx5="http://schemas.microsoft.com/office/drawing/2016/5/11/chartex" xmlns:cx6="http://schemas.microsoft.com/office/drawing/2016/5/12/chartex" xmlns:cx7="http://schemas.microsoft.com/office/drawing/2016/5/13/chartex" xmlns:cx8="http://schemas.microsoft.com/office/drawing/2016/5/14/chartex" xmlns:mc="http://schemas.openxmlformats.org/markup-compatibility/2006" xmlns:aink="http://schemas.microsoft.com/office/drawing/2016/ink" xmlns:am3d="http://schemas.microsoft.com/office/drawing/2017/model3d" xmlns:o="urn:schemas-microsoft-com:office:office" xmlns:r="http://schemas.openxmlformats.org/officeDocument/2006/relationships" xmlns:m="http://schemas.openxmlformats.org/officeDocument/2006/math" xmlns:v="urn:schemas-microsoft-com:vml" xmlns:wp14="http://schemas.microsoft.com/office/word/2010/wordprocessingDrawing" xmlns:wp="http://schemas.openxmlformats.org/drawingml/2006/wordprocessingDrawing" xmlns:w10="urn:schemas-microsoft-com:office:word" xmlns:w="http://schemas.openxmlformats.org/wordprocessingml/2006/main" xmlns:w14="http://schemas.microsoft.com/office/word/2010/wordml" xmlns:w15="http://schemas.microsoft.com/office/word/2012/wordml" xmlns:w16cid="http://schemas.microsoft.com/office/word/2016/wordml/cid" xmlns:w16se="http://schemas.microsoft.com/office/word/2015/wordml/symex" xmlns:wpg="http://schemas.microsoft.com/office/word/2010/wordprocessingGroup" xmlns:wpi="http://schemas.microsoft.com/office/word/2010/wordprocessingInk" xmlns:wne="http://schemas.microsoft.com/office/word/2006/wordml" xmlns:wps="http://schemas.microsoft.com/office/word/2010/wordprocessingShape" mc:Ignorable="w14 w15 w16se w16cid wp14">
   <w:endnote w:type="separator" w:id="-1">
     <w:p>
       <w:pPr>
@@ -2761,7 +2795,7 @@
 </file>
 
 <file path=word/footer1.xml><?xml version="1.0" encoding="utf-8"?>
-<w:ftr xmlns:wpc="http://schemas.microsoft.com/office/word/2010/wordprocessingCanvas" xmlns:cx="http://schemas.microsoft.com/office/drawing/2014/chartex" xmlns:cx1="http://schemas.microsoft.com/office/drawing/2015/9/8/chartex" xmlns:cx2="http://schemas.microsoft.com/office/drawing/2015/10/21/chartex" xmlns:cx3="http://schemas.microsoft.com/office/drawing/2016/5/9/chartex" xmlns:cx4="http://schemas.microsoft.com/office/drawing/2016/5/10/chartex" xmlns:cx5="http://schemas.microsoft.com/office/drawing/2016/5/11/chartex" xmlns:cx6="http://schemas.microsoft.com/office/drawing/2016/5/12/chartex" xmlns:cx7="http://schemas.microsoft.com/office/drawing/2016/5/13/chartex" xmlns:cx8="http://schemas.microsoft.com/office/drawing/2016/5/14/chartex" xmlns:mc="http://schemas.openxmlformats.org/markup-compatibility/2006" xmlns:aink="http://schemas.microsoft.com/office/drawing/2016/ink" xmlns:am3d="http://schemas.microsoft.com/office/drawing/2017/model3d" xmlns:o="urn:schemas-microsoft-com:office:office" xmlns:oel="http://schemas.microsoft.com/office/2019/extlst" xmlns:r="http://schemas.openxmlformats.org/officeDocument/2006/relationships" xmlns:m="http://schemas.openxmlformats.org/officeDocument/2006/math" xmlns:v="urn:schemas-microsoft-com:vml" xmlns:wp14="http://schemas.microsoft.com/office/word/2010/wordprocessingDrawing" xmlns:wp="http://schemas.openxmlformats.org/drawingml/2006/wordprocessingDrawing" xmlns:w10="urn:schemas-microsoft-com:office:word" xmlns:w="http://schemas.openxmlformats.org/wordprocessingml/2006/main" xmlns:w14="http://schemas.microsoft.com/office/word/2010/wordml" xmlns:w15="http://schemas.microsoft.com/office/word/2012/wordml" xmlns:w16cex="http://schemas.microsoft.com/office/word/2018/wordml/cex" xmlns:w16cid="http://schemas.microsoft.com/office/word/2016/wordml/cid" xmlns:w16="http://schemas.microsoft.com/office/word/2018/wordml" xmlns:w16sdtdh="http://schemas.microsoft.com/office/word/2020/wordml/sdtdatahash" xmlns:w16se="http://schemas.microsoft.com/office/word/2015/wordml/symex" xmlns:wpg="http://schemas.microsoft.com/office/word/2010/wordprocessingGroup" xmlns:wpi="http://schemas.microsoft.com/office/word/2010/wordprocessingInk" xmlns:wne="http://schemas.microsoft.com/office/word/2006/wordml" xmlns:wps="http://schemas.microsoft.com/office/word/2010/wordprocessingShape" mc:Ignorable="w14 w15 w16se w16cid w16 w16cex w16sdtdh wp14">
+<w:ftr xmlns:wpc="http://schemas.microsoft.com/office/word/2010/wordprocessingCanvas" xmlns:cx="http://schemas.microsoft.com/office/drawing/2014/chartex" xmlns:cx1="http://schemas.microsoft.com/office/drawing/2015/9/8/chartex" xmlns:cx2="http://schemas.microsoft.com/office/drawing/2015/10/21/chartex" xmlns:cx3="http://schemas.microsoft.com/office/drawing/2016/5/9/chartex" xmlns:cx4="http://schemas.microsoft.com/office/drawing/2016/5/10/chartex" xmlns:cx5="http://schemas.microsoft.com/office/drawing/2016/5/11/chartex" xmlns:cx6="http://schemas.microsoft.com/office/drawing/2016/5/12/chartex" xmlns:cx7="http://schemas.microsoft.com/office/drawing/2016/5/13/chartex" xmlns:cx8="http://schemas.microsoft.com/office/drawing/2016/5/14/chartex" xmlns:mc="http://schemas.openxmlformats.org/markup-compatibility/2006" xmlns:aink="http://schemas.microsoft.com/office/drawing/2016/ink" xmlns:am3d="http://schemas.microsoft.com/office/drawing/2017/model3d" xmlns:o="urn:schemas-microsoft-com:office:office" xmlns:r="http://schemas.openxmlformats.org/officeDocument/2006/relationships" xmlns:m="http://schemas.openxmlformats.org/officeDocument/2006/math" xmlns:v="urn:schemas-microsoft-com:vml" xmlns:wp14="http://schemas.microsoft.com/office/word/2010/wordprocessingDrawing" xmlns:wp="http://schemas.openxmlformats.org/drawingml/2006/wordprocessingDrawing" xmlns:w10="urn:schemas-microsoft-com:office:word" xmlns:w="http://schemas.openxmlformats.org/wordprocessingml/2006/main" xmlns:w14="http://schemas.microsoft.com/office/word/2010/wordml" xmlns:w15="http://schemas.microsoft.com/office/word/2012/wordml" xmlns:w16cid="http://schemas.microsoft.com/office/word/2016/wordml/cid" xmlns:w16se="http://schemas.microsoft.com/office/word/2015/wordml/symex" xmlns:wpg="http://schemas.microsoft.com/office/word/2010/wordprocessingGroup" xmlns:wpi="http://schemas.microsoft.com/office/word/2010/wordprocessingInk" xmlns:wne="http://schemas.microsoft.com/office/word/2006/wordml" xmlns:wps="http://schemas.microsoft.com/office/word/2010/wordprocessingShape" mc:Ignorable="w14 w15 w16se w16cid wp14">
   <w:p>
     <w:pPr>
       <w:pStyle w:val="Footer"/>
@@ -2779,7 +2813,7 @@
 </file>
 
 <file path=word/footer2.xml><?xml version="1.0" encoding="utf-8"?>
-<w:ftr xmlns:wpc="http://schemas.microsoft.com/office/word/2010/wordprocessingCanvas" xmlns:cx="http://schemas.microsoft.com/office/drawing/2014/chartex" xmlns:cx1="http://schemas.microsoft.com/office/drawing/2015/9/8/chartex" xmlns:cx2="http://schemas.microsoft.com/office/drawing/2015/10/21/chartex" xmlns:cx3="http://schemas.microsoft.com/office/drawing/2016/5/9/chartex" xmlns:cx4="http://schemas.microsoft.com/office/drawing/2016/5/10/chartex" xmlns:cx5="http://schemas.microsoft.com/office/drawing/2016/5/11/chartex" xmlns:cx6="http://schemas.microsoft.com/office/drawing/2016/5/12/chartex" xmlns:cx7="http://schemas.microsoft.com/office/drawing/2016/5/13/chartex" xmlns:cx8="http://schemas.microsoft.com/office/drawing/2016/5/14/chartex" xmlns:mc="http://schemas.openxmlformats.org/markup-compatibility/2006" xmlns:aink="http://schemas.microsoft.com/office/drawing/2016/ink" xmlns:am3d="http://schemas.microsoft.com/office/drawing/2017/model3d" xmlns:o="urn:schemas-microsoft-com:office:office" xmlns:oel="http://schemas.microsoft.com/office/2019/extlst" xmlns:r="http://schemas.openxmlformats.org/officeDocument/2006/relationships" xmlns:m="http://schemas.openxmlformats.org/officeDocument/2006/math" xmlns:v="urn:schemas-microsoft-com:vml" xmlns:wp14="http://schemas.microsoft.com/office/word/2010/wordprocessingDrawing" xmlns:wp="http://schemas.openxmlformats.org/drawingml/2006/wordprocessingDrawing" xmlns:w10="urn:schemas-microsoft-com:office:word" xmlns:w="http://schemas.openxmlformats.org/wordprocessingml/2006/main" xmlns:w14="http://schemas.microsoft.com/office/word/2010/wordml" xmlns:w15="http://schemas.microsoft.com/office/word/2012/wordml" xmlns:w16cex="http://schemas.microsoft.com/office/word/2018/wordml/cex" xmlns:w16cid="http://schemas.microsoft.com/office/word/2016/wordml/cid" xmlns:w16="http://schemas.microsoft.com/office/word/2018/wordml" xmlns:w16sdtdh="http://schemas.microsoft.com/office/word/2020/wordml/sdtdatahash" xmlns:w16se="http://schemas.microsoft.com/office/word/2015/wordml/symex" xmlns:wpg="http://schemas.microsoft.com/office/word/2010/wordprocessingGroup" xmlns:wpi="http://schemas.microsoft.com/office/word/2010/wordprocessingInk" xmlns:wne="http://schemas.microsoft.com/office/word/2006/wordml" xmlns:wps="http://schemas.microsoft.com/office/word/2010/wordprocessingShape" mc:Ignorable="w14 w15 w16se w16cid w16 w16cex w16sdtdh wp14">
+<w:ftr xmlns:wpc="http://schemas.microsoft.com/office/word/2010/wordprocessingCanvas" xmlns:cx="http://schemas.microsoft.com/office/drawing/2014/chartex" xmlns:cx1="http://schemas.microsoft.com/office/drawing/2015/9/8/chartex" xmlns:cx2="http://schemas.microsoft.com/office/drawing/2015/10/21/chartex" xmlns:cx3="http://schemas.microsoft.com/office/drawing/2016/5/9/chartex" xmlns:cx4="http://schemas.microsoft.com/office/drawing/2016/5/10/chartex" xmlns:cx5="http://schemas.microsoft.com/office/drawing/2016/5/11/chartex" xmlns:cx6="http://schemas.microsoft.com/office/drawing/2016/5/12/chartex" xmlns:cx7="http://schemas.microsoft.com/office/drawing/2016/5/13/chartex" xmlns:cx8="http://schemas.microsoft.com/office/drawing/2016/5/14/chartex" xmlns:mc="http://schemas.openxmlformats.org/markup-compatibility/2006" xmlns:aink="http://schemas.microsoft.com/office/drawing/2016/ink" xmlns:am3d="http://schemas.microsoft.com/office/drawing/2017/model3d" xmlns:o="urn:schemas-microsoft-com:office:office" xmlns:r="http://schemas.openxmlformats.org/officeDocument/2006/relationships" xmlns:m="http://schemas.openxmlformats.org/officeDocument/2006/math" xmlns:v="urn:schemas-microsoft-com:vml" xmlns:wp14="http://schemas.microsoft.com/office/word/2010/wordprocessingDrawing" xmlns:wp="http://schemas.openxmlformats.org/drawingml/2006/wordprocessingDrawing" xmlns:w10="urn:schemas-microsoft-com:office:word" xmlns:w="http://schemas.openxmlformats.org/wordprocessingml/2006/main" xmlns:w14="http://schemas.microsoft.com/office/word/2010/wordml" xmlns:w15="http://schemas.microsoft.com/office/word/2012/wordml" xmlns:w16cid="http://schemas.microsoft.com/office/word/2016/wordml/cid" xmlns:w16se="http://schemas.microsoft.com/office/word/2015/wordml/symex" xmlns:wpg="http://schemas.microsoft.com/office/word/2010/wordprocessingGroup" xmlns:wpi="http://schemas.microsoft.com/office/word/2010/wordprocessingInk" xmlns:wne="http://schemas.microsoft.com/office/word/2006/wordml" xmlns:wps="http://schemas.microsoft.com/office/word/2010/wordprocessingShape" mc:Ignorable="w14 w15 w16se w16cid wp14">
   <w:p>
     <w:pPr>
       <w:tabs>
@@ -2831,7 +2865,7 @@
 </file>
 
 <file path=word/footnotes.xml><?xml version="1.0" encoding="utf-8"?>
-<w:footnotes xmlns:wpc="http://schemas.microsoft.com/office/word/2010/wordprocessingCanvas" xmlns:cx="http://schemas.microsoft.com/office/drawing/2014/chartex" xmlns:cx1="http://schemas.microsoft.com/office/drawing/2015/9/8/chartex" xmlns:cx2="http://schemas.microsoft.com/office/drawing/2015/10/21/chartex" xmlns:cx3="http://schemas.microsoft.com/office/drawing/2016/5/9/chartex" xmlns:cx4="http://schemas.microsoft.com/office/drawing/2016/5/10/chartex" xmlns:cx5="http://schemas.microsoft.com/office/drawing/2016/5/11/chartex" xmlns:cx6="http://schemas.microsoft.com/office/drawing/2016/5/12/chartex" xmlns:cx7="http://schemas.microsoft.com/office/drawing/2016/5/13/chartex" xmlns:cx8="http://schemas.microsoft.com/office/drawing/2016/5/14/chartex" xmlns:mc="http://schemas.openxmlformats.org/markup-compatibility/2006" xmlns:aink="http://schemas.microsoft.com/office/drawing/2016/ink" xmlns:am3d="http://schemas.microsoft.com/office/drawing/2017/model3d" xmlns:o="urn:schemas-microsoft-com:office:office" xmlns:oel="http://schemas.microsoft.com/office/2019/extlst" xmlns:r="http://schemas.openxmlformats.org/officeDocument/2006/relationships" xmlns:m="http://schemas.openxmlformats.org/officeDocument/2006/math" xmlns:v="urn:schemas-microsoft-com:vml" xmlns:wp14="http://schemas.microsoft.com/office/word/2010/wordprocessingDrawing" xmlns:wp="http://schemas.openxmlformats.org/drawingml/2006/wordprocessingDrawing" xmlns:w10="urn:schemas-microsoft-com:office:word" xmlns:w="http://schemas.openxmlformats.org/wordprocessingml/2006/main" xmlns:w14="http://schemas.microsoft.com/office/word/2010/wordml" xmlns:w15="http://schemas.microsoft.com/office/word/2012/wordml" xmlns:w16cex="http://schemas.microsoft.com/office/word/2018/wordml/cex" xmlns:w16cid="http://schemas.microsoft.com/office/word/2016/wordml/cid" xmlns:w16="http://schemas.microsoft.com/office/word/2018/wordml" xmlns:w16sdtdh="http://schemas.microsoft.com/office/word/2020/wordml/sdtdatahash" xmlns:w16se="http://schemas.microsoft.com/office/word/2015/wordml/symex" xmlns:wpg="http://schemas.microsoft.com/office/word/2010/wordprocessingGroup" xmlns:wpi="http://schemas.microsoft.com/office/word/2010/wordprocessingInk" xmlns:wne="http://schemas.microsoft.com/office/word/2006/wordml" xmlns:wps="http://schemas.microsoft.com/office/word/2010/wordprocessingShape" mc:Ignorable="w14 w15 w16se w16cid w16 w16cex w16sdtdh wp14">
+<w:footnotes xmlns:wpc="http://schemas.microsoft.com/office/word/2010/wordprocessingCanvas" xmlns:cx="http://schemas.microsoft.com/office/drawing/2014/chartex" xmlns:cx1="http://schemas.microsoft.com/office/drawing/2015/9/8/chartex" xmlns:cx2="http://schemas.microsoft.com/office/drawing/2015/10/21/chartex" xmlns:cx3="http://schemas.microsoft.com/office/drawing/2016/5/9/chartex" xmlns:cx4="http://schemas.microsoft.com/office/drawing/2016/5/10/chartex" xmlns:cx5="http://schemas.microsoft.com/office/drawing/2016/5/11/chartex" xmlns:cx6="http://schemas.microsoft.com/office/drawing/2016/5/12/chartex" xmlns:cx7="http://schemas.microsoft.com/office/drawing/2016/5/13/chartex" xmlns:cx8="http://schemas.microsoft.com/office/drawing/2016/5/14/chartex" xmlns:mc="http://schemas.openxmlformats.org/markup-compatibility/2006" xmlns:aink="http://schemas.microsoft.com/office/drawing/2016/ink" xmlns:am3d="http://schemas.microsoft.com/office/drawing/2017/model3d" xmlns:o="urn:schemas-microsoft-com:office:office" xmlns:r="http://schemas.openxmlformats.org/officeDocument/2006/relationships" xmlns:m="http://schemas.openxmlformats.org/officeDocument/2006/math" xmlns:v="urn:schemas-microsoft-com:vml" xmlns:wp14="http://schemas.microsoft.com/office/word/2010/wordprocessingDrawing" xmlns:wp="http://schemas.openxmlformats.org/drawingml/2006/wordprocessingDrawing" xmlns:w10="urn:schemas-microsoft-com:office:word" xmlns:w="http://schemas.openxmlformats.org/wordprocessingml/2006/main" xmlns:w14="http://schemas.microsoft.com/office/word/2010/wordml" xmlns:w15="http://schemas.microsoft.com/office/word/2012/wordml" xmlns:w16cid="http://schemas.microsoft.com/office/word/2016/wordml/cid" xmlns:w16se="http://schemas.microsoft.com/office/word/2015/wordml/symex" xmlns:wpg="http://schemas.microsoft.com/office/word/2010/wordprocessingGroup" xmlns:wpi="http://schemas.microsoft.com/office/word/2010/wordprocessingInk" xmlns:wne="http://schemas.microsoft.com/office/word/2006/wordml" xmlns:wps="http://schemas.microsoft.com/office/word/2010/wordprocessingShape" mc:Ignorable="w14 w15 w16se w16cid wp14">
   <w:footnote w:type="separator" w:id="-1">
     <w:p>
       <w:pPr>
@@ -2856,7 +2890,7 @@
 </file>
 
 <file path=word/numbering.xml><?xml version="1.0" encoding="utf-8"?>
-<w:numbering xmlns:wpc="http://schemas.microsoft.com/office/word/2010/wordprocessingCanvas" xmlns:cx="http://schemas.microsoft.com/office/drawing/2014/chartex" xmlns:cx1="http://schemas.microsoft.com/office/drawing/2015/9/8/chartex" xmlns:cx2="http://schemas.microsoft.com/office/drawing/2015/10/21/chartex" xmlns:cx3="http://schemas.microsoft.com/office/drawing/2016/5/9/chartex" xmlns:cx4="http://schemas.microsoft.com/office/drawing/2016/5/10/chartex" xmlns:cx5="http://schemas.microsoft.com/office/drawing/2016/5/11/chartex" xmlns:cx6="http://schemas.microsoft.com/office/drawing/2016/5/12/chartex" xmlns:cx7="http://schemas.microsoft.com/office/drawing/2016/5/13/chartex" xmlns:cx8="http://schemas.microsoft.com/office/drawing/2016/5/14/chartex" xmlns:mc="http://schemas.openxmlformats.org/markup-compatibility/2006" xmlns:aink="http://schemas.microsoft.com/office/drawing/2016/ink" xmlns:am3d="http://schemas.microsoft.com/office/drawing/2017/model3d" xmlns:o="urn:schemas-microsoft-com:office:office" xmlns:oel="http://schemas.microsoft.com/office/2019/extlst" xmlns:r="http://schemas.openxmlformats.org/officeDocument/2006/relationships" xmlns:m="http://schemas.openxmlformats.org/officeDocument/2006/math" xmlns:v="urn:schemas-microsoft-com:vml" xmlns:wp14="http://schemas.microsoft.com/office/word/2010/wordprocessingDrawing" xmlns:wp="http://schemas.openxmlformats.org/drawingml/2006/wordprocessingDrawing" xmlns:w10="urn:schemas-microsoft-com:office:word" xmlns:w="http://schemas.openxmlformats.org/wordprocessingml/2006/main" xmlns:w14="http://schemas.microsoft.com/office/word/2010/wordml" xmlns:w15="http://schemas.microsoft.com/office/word/2012/wordml" xmlns:w16cex="http://schemas.microsoft.com/office/word/2018/wordml/cex" xmlns:w16cid="http://schemas.microsoft.com/office/word/2016/wordml/cid" xmlns:w16="http://schemas.microsoft.com/office/word/2018/wordml" xmlns:w16sdtdh="http://schemas.microsoft.com/office/word/2020/wordml/sdtdatahash" xmlns:w16se="http://schemas.microsoft.com/office/word/2015/wordml/symex" xmlns:wpg="http://schemas.microsoft.com/office/word/2010/wordprocessingGroup" xmlns:wpi="http://schemas.microsoft.com/office/word/2010/wordprocessingInk" xmlns:wne="http://schemas.microsoft.com/office/word/2006/wordml" xmlns:wps="http://schemas.microsoft.com/office/word/2010/wordprocessingShape" mc:Ignorable="w14 w15 w16se w16cid w16 w16cex w16sdtdh wp14">
+<w:numbering xmlns:wpc="http://schemas.microsoft.com/office/word/2010/wordprocessingCanvas" xmlns:cx="http://schemas.microsoft.com/office/drawing/2014/chartex" xmlns:cx1="http://schemas.microsoft.com/office/drawing/2015/9/8/chartex" xmlns:cx2="http://schemas.microsoft.com/office/drawing/2015/10/21/chartex" xmlns:cx3="http://schemas.microsoft.com/office/drawing/2016/5/9/chartex" xmlns:cx4="http://schemas.microsoft.com/office/drawing/2016/5/10/chartex" xmlns:cx5="http://schemas.microsoft.com/office/drawing/2016/5/11/chartex" xmlns:cx6="http://schemas.microsoft.com/office/drawing/2016/5/12/chartex" xmlns:cx7="http://schemas.microsoft.com/office/drawing/2016/5/13/chartex" xmlns:cx8="http://schemas.microsoft.com/office/drawing/2016/5/14/chartex" xmlns:mc="http://schemas.openxmlformats.org/markup-compatibility/2006" xmlns:aink="http://schemas.microsoft.com/office/drawing/2016/ink" xmlns:am3d="http://schemas.microsoft.com/office/drawing/2017/model3d" xmlns:o="urn:schemas-microsoft-com:office:office" xmlns:r="http://schemas.openxmlformats.org/officeDocument/2006/relationships" xmlns:m="http://schemas.openxmlformats.org/officeDocument/2006/math" xmlns:v="urn:schemas-microsoft-com:vml" xmlns:wp14="http://schemas.microsoft.com/office/word/2010/wordprocessingDrawing" xmlns:wp="http://schemas.openxmlformats.org/drawingml/2006/wordprocessingDrawing" xmlns:w10="urn:schemas-microsoft-com:office:word" xmlns:w="http://schemas.openxmlformats.org/wordprocessingml/2006/main" xmlns:w14="http://schemas.microsoft.com/office/word/2010/wordml" xmlns:w15="http://schemas.microsoft.com/office/word/2012/wordml" xmlns:w16cid="http://schemas.microsoft.com/office/word/2016/wordml/cid" xmlns:w16se="http://schemas.microsoft.com/office/word/2015/wordml/symex" xmlns:wpg="http://schemas.microsoft.com/office/word/2010/wordprocessingGroup" xmlns:wpi="http://schemas.microsoft.com/office/word/2010/wordprocessingInk" xmlns:wne="http://schemas.microsoft.com/office/word/2006/wordml" xmlns:wps="http://schemas.microsoft.com/office/word/2010/wordprocessingShape" mc:Ignorable="w14 w15 w16se w16cid wp14">
   <w:abstractNum w:abstractNumId="0" w15:restartNumberingAfterBreak="0">
     <w:nsid w:val="04EA2BEB"/>
     <w:multiLevelType w:val="multilevel"/>
@@ -5107,58 +5141,58 @@
       </w:rPr>
     </w:lvl>
   </w:abstractNum>
-  <w:num w:numId="1" w16cid:durableId="817262291">
+  <w:num w:numId="1">
     <w:abstractNumId w:val="2"/>
   </w:num>
-  <w:num w:numId="2" w16cid:durableId="903300173">
+  <w:num w:numId="2">
     <w:abstractNumId w:val="9"/>
   </w:num>
-  <w:num w:numId="3" w16cid:durableId="1037854109">
+  <w:num w:numId="3">
     <w:abstractNumId w:val="10"/>
   </w:num>
-  <w:num w:numId="4" w16cid:durableId="1514489680">
+  <w:num w:numId="4">
     <w:abstractNumId w:val="12"/>
   </w:num>
-  <w:num w:numId="5" w16cid:durableId="1199972954">
+  <w:num w:numId="5">
     <w:abstractNumId w:val="7"/>
   </w:num>
-  <w:num w:numId="6" w16cid:durableId="319114987">
+  <w:num w:numId="6">
     <w:abstractNumId w:val="11"/>
   </w:num>
-  <w:num w:numId="7" w16cid:durableId="1608581396">
+  <w:num w:numId="7">
     <w:abstractNumId w:val="8"/>
   </w:num>
-  <w:num w:numId="8" w16cid:durableId="136800767">
+  <w:num w:numId="8">
     <w:abstractNumId w:val="16"/>
   </w:num>
-  <w:num w:numId="9" w16cid:durableId="1824156850">
+  <w:num w:numId="9">
     <w:abstractNumId w:val="1"/>
   </w:num>
-  <w:num w:numId="10" w16cid:durableId="310064791">
+  <w:num w:numId="10">
     <w:abstractNumId w:val="17"/>
   </w:num>
-  <w:num w:numId="11" w16cid:durableId="417288508">
+  <w:num w:numId="11">
     <w:abstractNumId w:val="6"/>
   </w:num>
-  <w:num w:numId="12" w16cid:durableId="290984705">
+  <w:num w:numId="12">
     <w:abstractNumId w:val="14"/>
   </w:num>
-  <w:num w:numId="13" w16cid:durableId="1017000131">
+  <w:num w:numId="13">
     <w:abstractNumId w:val="13"/>
   </w:num>
-  <w:num w:numId="14" w16cid:durableId="1991908066">
+  <w:num w:numId="14">
     <w:abstractNumId w:val="15"/>
   </w:num>
-  <w:num w:numId="15" w16cid:durableId="1461147764">
+  <w:num w:numId="15">
     <w:abstractNumId w:val="3"/>
   </w:num>
-  <w:num w:numId="16" w16cid:durableId="1745684249">
+  <w:num w:numId="16">
     <w:abstractNumId w:val="0"/>
   </w:num>
-  <w:num w:numId="17" w16cid:durableId="1365327765">
+  <w:num w:numId="17">
     <w:abstractNumId w:val="5"/>
   </w:num>
-  <w:num w:numId="18" w16cid:durableId="743140508">
+  <w:num w:numId="18">
     <w:abstractNumId w:val="4"/>
   </w:num>
   <w:numIdMacAtCleanup w:val="15"/>
@@ -5166,7 +5200,7 @@
 </file>
 
 <file path=word/styles.xml><?xml version="1.0" encoding="utf-8"?>
-<w:styles xmlns:mc="http://schemas.openxmlformats.org/markup-compatibility/2006" xmlns:r="http://schemas.openxmlformats.org/officeDocument/2006/relationships" xmlns:w="http://schemas.openxmlformats.org/wordprocessingml/2006/main" xmlns:w14="http://schemas.microsoft.com/office/word/2010/wordml" xmlns:w15="http://schemas.microsoft.com/office/word/2012/wordml" xmlns:w16cex="http://schemas.microsoft.com/office/word/2018/wordml/cex" xmlns:w16cid="http://schemas.microsoft.com/office/word/2016/wordml/cid" xmlns:w16="http://schemas.microsoft.com/office/word/2018/wordml" xmlns:w16sdtdh="http://schemas.microsoft.com/office/word/2020/wordml/sdtdatahash" xmlns:w16se="http://schemas.microsoft.com/office/word/2015/wordml/symex" mc:Ignorable="w14 w15 w16se w16cid w16 w16cex w16sdtdh">
+<w:styles xmlns:mc="http://schemas.openxmlformats.org/markup-compatibility/2006" xmlns:r="http://schemas.openxmlformats.org/officeDocument/2006/relationships" xmlns:w="http://schemas.openxmlformats.org/wordprocessingml/2006/main" xmlns:w14="http://schemas.microsoft.com/office/word/2010/wordml" xmlns:w15="http://schemas.microsoft.com/office/word/2012/wordml" xmlns:w16cid="http://schemas.microsoft.com/office/word/2016/wordml/cid" xmlns:w16se="http://schemas.microsoft.com/office/word/2015/wordml/symex" mc:Ignorable="w14 w15 w16se w16cid">
   <w:docDefaults>
     <w:rPrDefault>
       <w:rPr>
@@ -5182,7 +5216,7 @@
       </w:pPr>
     </w:pPrDefault>
   </w:docDefaults>
-  <w:latentStyles w:defLockedState="0" w:defUIPriority="99" w:defSemiHidden="0" w:defUnhideWhenUsed="0" w:defQFormat="0" w:count="376">
+  <w:latentStyles w:defLockedState="0" w:defUIPriority="99" w:defSemiHidden="0" w:defUnhideWhenUsed="0" w:defQFormat="0" w:count="375">
     <w:lsdException w:name="Normal" w:uiPriority="0" w:qFormat="1"/>
     <w:lsdException w:name="heading 1" w:uiPriority="0" w:qFormat="1"/>
     <w:lsdException w:name="heading 2" w:semiHidden="1" w:uiPriority="0" w:unhideWhenUsed="1" w:qFormat="1"/>
@@ -5558,7 +5592,6 @@
     <w:lsdException w:name="Smart Hyperlink" w:semiHidden="1" w:unhideWhenUsed="1"/>
     <w:lsdException w:name="Hashtag" w:semiHidden="1" w:unhideWhenUsed="1"/>
     <w:lsdException w:name="Unresolved Mention" w:semiHidden="1" w:unhideWhenUsed="1"/>
-    <w:lsdException w:name="Smart Link" w:semiHidden="1" w:unhideWhenUsed="1"/>
   </w:latentStyles>
   <w:style w:type="paragraph" w:default="1" w:styleId="Normal">
     <w:name w:val="Normal"/>
@@ -6952,7 +6985,7 @@
 </file>
 
 <file path=customXml/itemProps1.xml><?xml version="1.0" encoding="utf-8"?>
-<ds:datastoreItem xmlns:ds="http://schemas.openxmlformats.org/officeDocument/2006/customXml" ds:itemID="{B9051D7A-44E7-4499-B702-F3C649D454AC}">
+<ds:datastoreItem xmlns:ds="http://schemas.openxmlformats.org/officeDocument/2006/customXml" ds:itemID="{55070E9E-D8EC-47E1-9E49-78B54AA82E0E}">
   <ds:schemaRefs>
     <ds:schemaRef ds:uri="http://schemas.openxmlformats.org/officeDocument/2006/bibliography"/>
   </ds:schemaRefs>
